--- a/examples/tutorial/doc/20-end-to-end-classification-pipeline.docx
+++ b/examples/tutorial/doc/20-end-to-end-classification-pipeline.docx
@@ -2,13 +2,13 @@
 <file path=word/document.xml><?xml version="1.0" encoding="utf-8"?>
 <w:document xmlns:w="http://schemas.openxmlformats.org/wordprocessingml/2006/main" xmlns:m="http://schemas.openxmlformats.org/officeDocument/2006/math" xmlns:r="http://schemas.openxmlformats.org/officeDocument/2006/relationships" xmlns:o="urn:schemas-microsoft-com:office:office" xmlns:v="urn:schemas-microsoft-com:vml" xmlns:w10="urn:schemas-microsoft-com:office:word" xmlns:a="http://schemas.openxmlformats.org/drawingml/2006/main" xmlns:pic="http://schemas.openxmlformats.org/drawingml/2006/picture" xmlns:wp="http://schemas.openxmlformats.org/drawingml/2006/wordprocessingDrawing">
   <w:body>
-    <w:bookmarkStart w:id="9" w:name="Xd2d67337669df5126d7194bc1ad673ad922feca"/>
+    <w:bookmarkStart w:id="9" w:name="Xa1d3834bb063a88471f10fb6f372682c6b6a17e"/>
     <w:p>
       <w:pPr>
         <w:pStyle w:val="Heading2"/>
       </w:pPr>
       <w:r>
-        <w:t xml:space="preserve">Tutorial 09 - End-to-End Classification Pipeline</w:t>
+        <w:t xml:space="preserve">Tutorial 20 - End-to-End Classification Pipeline</w:t>
       </w:r>
     </w:p>
     <w:p>
@@ -887,6 +887,44 @@
       </w:pPr>
       <w:r>
         <w:t xml:space="preserve">For learners who are sensitive to scale, this kind of complete preparation-and-modeling sequence is often more realistic than a raw-data example.</w:t>
+      </w:r>
+    </w:p>
+    <w:p>
+      <w:pPr>
+        <w:pStyle w:val="BodyText"/>
+      </w:pPr>
+      <w:r>
+        <w:t xml:space="preserve">What to observe</w:t>
+      </w:r>
+      <w:r>
+        <w:t xml:space="preserve"> </w:t>
+      </w:r>
+      <w:r>
+        <w:t xml:space="preserve">- The split happens before preprocessing because preprocessing objects should learn only from training data.</w:t>
+      </w:r>
+      <w:r>
+        <w:t xml:space="preserve"> </w:t>
+      </w:r>
+      <w:r>
+        <w:t xml:space="preserve">- The same fitted normalization object is reused on both training and test sets.</w:t>
+      </w:r>
+      <w:r>
+        <w:t xml:space="preserve"> </w:t>
+      </w:r>
+      <w:r>
+        <w:t xml:space="preserve">- This sequence is a compact template for many real classification studies in</w:t>
+      </w:r>
+      <w:r>
+        <w:t xml:space="preserve"> </w:t>
+      </w:r>
+      <w:r>
+        <w:rPr>
+          <w:rStyle w:val="VerbatimChar"/>
+        </w:rPr>
+        <w:t xml:space="preserve">daltoolbox</w:t>
+      </w:r>
+      <w:r>
+        <w:t xml:space="preserve">.</w:t>
       </w:r>
     </w:p>
     <w:bookmarkEnd w:id="9"/>
